--- a/SITP/DSA-Notes/M26_RevisionKit.docx
+++ b/SITP/DSA-Notes/M26_RevisionKit.docx
@@ -2563,20 +2563,15 @@
       </w:r>
     </w:p>
     <w:p>
-      <w:r>
-        <w:pict>
-          <v:rect style="width:0;height:1.5pt" o:hralign="center" o:hrstd="t" o:hr="t"/>
-        </w:pict>
-      </w:r>
-    </w:p>
-    <w:bookmarkEnd w:id="25"/>
-    <w:bookmarkStart w:id="26" w:name="formula-identity-sheet-quick-recall"/>
-    <w:p>
-      <w:pPr>
-        <w:pStyle w:val="Heading2"/>
-      </w:pPr>
-      <w:r>
-        <w:t xml:space="preserve">26.9 Formula &amp; Identity Sheet (quick recall)</w:t>
+      <w:pPr>
+        <w:pStyle w:val="BodyText"/>
+      </w:pPr>
+      <w:r>
+        <w:rPr>
+          <w:b/>
+          <w:bCs/>
+        </w:rPr>
+        <w:t xml:space="preserve">How to run one review unit (10–15 min):</w:t>
       </w:r>
     </w:p>
     <w:p>
@@ -2588,49 +2583,23 @@
         </w:numPr>
       </w:pPr>
       <w:r>
-        <w:t xml:space="preserve">Master Theorem:</w:t>
-      </w:r>
-      <w:r>
-        <w:t xml:space="preserve"> </w:t>
-      </w:r>
-      <w:r>
-        <w:rPr>
-          <w:rStyle w:val="VerbatimChar"/>
-        </w:rPr>
-        <w:t xml:space="preserve">T(n)=aT(n/b)+f(n)</w:t>
-      </w:r>
-      <w:r>
-        <w:t xml:space="preserve"> </w:t>
-      </w:r>
-      <w:r>
-        <w:t xml:space="preserve">→ compare</w:t>
-      </w:r>
-      <w:r>
-        <w:t xml:space="preserve"> </w:t>
-      </w:r>
-      <w:r>
-        <w:rPr>
-          <w:rStyle w:val="VerbatimChar"/>
-        </w:rPr>
-        <w:t xml:space="preserve">f(n)</w:t>
-      </w:r>
-      <w:r>
-        <w:t xml:space="preserve"> </w:t>
-      </w:r>
-      <w:r>
-        <w:t xml:space="preserve">vs</w:t>
-      </w:r>
-      <w:r>
-        <w:t xml:space="preserve"> </w:t>
-      </w:r>
-      <w:r>
-        <w:rPr>
-          <w:rStyle w:val="VerbatimChar"/>
-        </w:rPr>
-        <w:t xml:space="preserve">n^(log_b a)</w:t>
-      </w:r>
-      <w:r>
-        <w:t xml:space="preserve">.</w:t>
+        <w:rPr>
+          <w:b/>
+          <w:bCs/>
+        </w:rPr>
+        <w:t xml:space="preserve">Recall first, read second.</w:t>
+      </w:r>
+      <w:r>
+        <w:t xml:space="preserve"> </w:t>
+      </w:r>
+      <w:r>
+        <w:t xml:space="preserve">Cover the answer, say/write it from memory, then</w:t>
+      </w:r>
+      <w:r>
+        <w:t xml:space="preserve"> </w:t>
+      </w:r>
+      <w:r>
+        <w:t xml:space="preserve">check. Active recall beats re-reading.</w:t>
       </w:r>
     </w:p>
     <w:p>
@@ -2642,43 +2611,65 @@
         </w:numPr>
       </w:pPr>
       <w:r>
-        <w:t xml:space="preserve">Safe midpoint:</w:t>
-      </w:r>
-      <w:r>
-        <w:t xml:space="preserve"> </w:t>
-      </w:r>
-      <w:r>
-        <w:rPr>
-          <w:rStyle w:val="VerbatimChar"/>
-        </w:rPr>
-        <w:t xml:space="preserve">lo + (hi−lo)/2</w:t>
-      </w:r>
-      <w:r>
-        <w:t xml:space="preserve">. · Sum 1..n =</w:t>
-      </w:r>
-      <w:r>
-        <w:t xml:space="preserve"> </w:t>
-      </w:r>
-      <w:r>
-        <w:rPr>
-          <w:rStyle w:val="VerbatimChar"/>
-        </w:rPr>
-        <w:t xml:space="preserve">n(n+1)/2</w:t>
-      </w:r>
-      <w:r>
-        <w:t xml:space="preserve">. ·</w:t>
-      </w:r>
-      <w:r>
-        <w:t xml:space="preserve"> </w:t>
-      </w:r>
-      <w:r>
-        <w:rPr>
-          <w:rStyle w:val="VerbatimChar"/>
-        </w:rPr>
-        <w:t xml:space="preserve">1+2+4+…+n ≈ 2n</w:t>
-      </w:r>
-      <w:r>
-        <w:t xml:space="preserve">.</w:t>
+        <w:rPr>
+          <w:b/>
+          <w:bCs/>
+        </w:rPr>
+        <w:t xml:space="preserve">Grade each card:</w:t>
+      </w:r>
+      <w:r>
+        <w:t xml:space="preserve"> </w:t>
+      </w:r>
+      <w:r>
+        <w:rPr>
+          <w:i/>
+          <w:iCs/>
+        </w:rPr>
+        <w:t xml:space="preserve">got it</w:t>
+      </w:r>
+      <w:r>
+        <w:t xml:space="preserve"> </w:t>
+      </w:r>
+      <w:r>
+        <w:t xml:space="preserve">→ push to the next interval;</w:t>
+      </w:r>
+      <w:r>
+        <w:t xml:space="preserve"> </w:t>
+      </w:r>
+      <w:r>
+        <w:rPr>
+          <w:i/>
+          <w:iCs/>
+        </w:rPr>
+        <w:t xml:space="preserve">shaky</w:t>
+      </w:r>
+      <w:r>
+        <w:t xml:space="preserve"> </w:t>
+      </w:r>
+      <w:r>
+        <w:t xml:space="preserve">→ keep it at</w:t>
+      </w:r>
+      <w:r>
+        <w:t xml:space="preserve"> </w:t>
+      </w:r>
+      <w:r>
+        <w:t xml:space="preserve">the current interval;</w:t>
+      </w:r>
+      <w:r>
+        <w:t xml:space="preserve"> </w:t>
+      </w:r>
+      <w:r>
+        <w:rPr>
+          <w:i/>
+          <w:iCs/>
+        </w:rPr>
+        <w:t xml:space="preserve">missed</w:t>
+      </w:r>
+      <w:r>
+        <w:t xml:space="preserve"> </w:t>
+      </w:r>
+      <w:r>
+        <w:t xml:space="preserve">→ reset it to Day 1.</w:t>
       </w:r>
     </w:p>
     <w:p>
@@ -2691,36 +2682,16 @@
       </w:pPr>
       <w:r>
         <w:rPr>
-          <w:rStyle w:val="VerbatimChar"/>
-        </w:rPr>
-        <w:t xml:space="preserve">nCr = n!/(r!(n−r)!)</w:t>
-      </w:r>
-      <w:r>
-        <w:t xml:space="preserve">; Pascal</w:t>
-      </w:r>
-      <w:r>
-        <w:t xml:space="preserve"> </w:t>
-      </w:r>
-      <w:r>
-        <w:rPr>
-          <w:rStyle w:val="VerbatimChar"/>
-        </w:rPr>
-        <w:t xml:space="preserve">C(n,r)=C(n-1,r-1)+C(n-1,r)</w:t>
-      </w:r>
-      <w:r>
-        <w:t xml:space="preserve">; Catalan</w:t>
-      </w:r>
-      <w:r>
-        <w:t xml:space="preserve"> </w:t>
-      </w:r>
-      <w:r>
-        <w:rPr>
-          <w:rStyle w:val="VerbatimChar"/>
-        </w:rPr>
-        <w:t xml:space="preserve">C(2n,n)/(n+1)</w:t>
-      </w:r>
-      <w:r>
-        <w:t xml:space="preserve">.</w:t>
+          <w:b/>
+          <w:bCs/>
+        </w:rPr>
+        <w:t xml:space="preserve">Log the misses</w:t>
+      </w:r>
+      <w:r>
+        <w:t xml:space="preserve"> </w:t>
+      </w:r>
+      <w:r>
+        <w:t xml:space="preserve">in your weakness list; those graduate to a timed re-solve.</w:t>
       </w:r>
     </w:p>
     <w:p>
@@ -2732,184 +2703,100 @@
         </w:numPr>
       </w:pPr>
       <w:r>
-        <w:t xml:space="preserve">GCD</w:t>
-      </w:r>
-      <w:r>
-        <w:t xml:space="preserve"> </w:t>
-      </w:r>
-      <w:r>
-        <w:rPr>
-          <w:rStyle w:val="VerbatimChar"/>
-        </w:rPr>
-        <w:t xml:space="preserve">gcd(b, a%b)</w:t>
-      </w:r>
-      <w:r>
-        <w:t xml:space="preserve">; LCM</w:t>
-      </w:r>
-      <w:r>
-        <w:t xml:space="preserve"> </w:t>
-      </w:r>
-      <w:r>
-        <w:rPr>
-          <w:rStyle w:val="VerbatimChar"/>
-        </w:rPr>
-        <w:t xml:space="preserve">a·b/gcd</w:t>
-      </w:r>
-      <w:r>
-        <w:t xml:space="preserve">. · Fermat inverse</w:t>
-      </w:r>
-      <w:r>
-        <w:t xml:space="preserve"> </w:t>
-      </w:r>
-      <w:r>
-        <w:rPr>
-          <w:rStyle w:val="VerbatimChar"/>
-        </w:rPr>
-        <w:t xml:space="preserve">a^(p−2) mod p</w:t>
-      </w:r>
-      <w:r>
-        <w:t xml:space="preserve">.</w:t>
-      </w:r>
-    </w:p>
-    <w:p>
-      <w:pPr>
-        <w:pStyle w:val="Compact"/>
-        <w:numPr>
-          <w:ilvl w:val="0"/>
-          <w:numId w:val="1004"/>
-        </w:numPr>
-      </w:pPr>
-      <w:r>
-        <w:t xml:space="preserve">Bit: set</w:t>
-      </w:r>
-      <w:r>
-        <w:t xml:space="preserve"> </w:t>
-      </w:r>
-      <w:r>
-        <w:rPr>
-          <w:rStyle w:val="VerbatimChar"/>
-        </w:rPr>
-        <w:t xml:space="preserve">x|(1&lt;&lt;i)</w:t>
-      </w:r>
-      <w:r>
-        <w:t xml:space="preserve">, clear</w:t>
-      </w:r>
-      <w:r>
-        <w:t xml:space="preserve"> </w:t>
-      </w:r>
-      <w:r>
-        <w:rPr>
-          <w:rStyle w:val="VerbatimChar"/>
-        </w:rPr>
-        <w:t xml:space="preserve">x&amp;~(1&lt;&lt;i)</w:t>
-      </w:r>
-      <w:r>
-        <w:t xml:space="preserve">, toggle</w:t>
-      </w:r>
-      <w:r>
-        <w:t xml:space="preserve"> </w:t>
-      </w:r>
-      <w:r>
-        <w:rPr>
-          <w:rStyle w:val="VerbatimChar"/>
-        </w:rPr>
-        <w:t xml:space="preserve">x^(1&lt;&lt;i)</w:t>
-      </w:r>
-      <w:r>
-        <w:t xml:space="preserve">, lowest</w:t>
-      </w:r>
-      <w:r>
-        <w:t xml:space="preserve"> </w:t>
-      </w:r>
-      <w:r>
-        <w:rPr>
-          <w:rStyle w:val="VerbatimChar"/>
-        </w:rPr>
-        <w:t xml:space="preserve">x&amp;(-x)</w:t>
-      </w:r>
-      <w:r>
-        <w:t xml:space="preserve">,</w:t>
-      </w:r>
-      <w:r>
-        <w:t xml:space="preserve"> </w:t>
-      </w:r>
-      <w:r>
-        <w:t xml:space="preserve">power-of-2</w:t>
-      </w:r>
-      <w:r>
-        <w:t xml:space="preserve"> </w:t>
-      </w:r>
-      <w:r>
-        <w:rPr>
-          <w:rStyle w:val="VerbatimChar"/>
-        </w:rPr>
-        <w:t xml:space="preserve">x&amp;(x-1)==0</w:t>
-      </w:r>
-      <w:r>
-        <w:t xml:space="preserve">.</w:t>
-      </w:r>
-    </w:p>
-    <w:p>
-      <w:pPr>
-        <w:pStyle w:val="Compact"/>
-        <w:numPr>
-          <w:ilvl w:val="0"/>
-          <w:numId w:val="1004"/>
-        </w:numPr>
-      </w:pPr>
-      <w:r>
-        <w:t xml:space="preserve">Binary tree height h → ≤</w:t>
-      </w:r>
-      <w:r>
-        <w:t xml:space="preserve"> </w:t>
-      </w:r>
-      <w:r>
-        <w:rPr>
-          <w:rStyle w:val="VerbatimChar"/>
-        </w:rPr>
-        <w:t xml:space="preserve">2^(h+1)−1</w:t>
-      </w:r>
-      <w:r>
-        <w:t xml:space="preserve"> </w:t>
-      </w:r>
-      <w:r>
-        <w:t xml:space="preserve">nodes; balanced height</w:t>
-      </w:r>
-      <w:r>
-        <w:t xml:space="preserve"> </w:t>
-      </w:r>
-      <w:r>
-        <w:rPr>
-          <w:rStyle w:val="VerbatimChar"/>
-        </w:rPr>
-        <w:t xml:space="preserve">O(log n)</w:t>
-      </w:r>
-      <w:r>
-        <w:t xml:space="preserve">.</w:t>
-      </w:r>
-    </w:p>
-    <w:p>
-      <w:pPr>
-        <w:pStyle w:val="Compact"/>
-        <w:numPr>
-          <w:ilvl w:val="0"/>
-          <w:numId w:val="1004"/>
-        </w:numPr>
-      </w:pPr>
-      <w:r>
-        <w:t xml:space="preserve">Two’s complement n-bit range:</w:t>
-      </w:r>
-      <w:r>
-        <w:t xml:space="preserve"> </w:t>
-      </w:r>
-      <w:r>
-        <w:rPr>
-          <w:rStyle w:val="VerbatimChar"/>
-        </w:rPr>
-        <w:t xml:space="preserve">[-2^(n-1), 2^(n-1)-1]</w:t>
-      </w:r>
-      <w:r>
-        <w:t xml:space="preserve">.</w:t>
+        <w:rPr>
+          <w:b/>
+          <w:bCs/>
+        </w:rPr>
+        <w:t xml:space="preserve">One-liner test:</w:t>
+      </w:r>
+      <w:r>
+        <w:t xml:space="preserve"> </w:t>
+      </w:r>
+      <w:r>
+        <w:t xml:space="preserve">can you state the pattern</w:t>
+      </w:r>
+      <w:r>
+        <w:t xml:space="preserve"> </w:t>
+      </w:r>
+      <w:r>
+        <w:rPr>
+          <w:i/>
+          <w:iCs/>
+        </w:rPr>
+        <w:t xml:space="preserve">and</w:t>
+      </w:r>
+      <w:r>
+        <w:t xml:space="preserve"> </w:t>
+      </w:r>
+      <w:r>
+        <w:t xml:space="preserve">its complexity in a single</w:t>
+      </w:r>
+      <w:r>
+        <w:t xml:space="preserve"> </w:t>
+      </w:r>
+      <w:r>
+        <w:t xml:space="preserve">sentence? If not, it’s not yet a</w:t>
+      </w:r>
+      <w:r>
+        <w:t xml:space="preserve"> </w:t>
+      </w:r>
+      <w:r>
+        <w:t xml:space="preserve">“revisit”</w:t>
+      </w:r>
+      <w:r>
+        <w:t xml:space="preserve"> </w:t>
+      </w:r>
+      <w:r>
+        <w:t xml:space="preserve">card — it’s still a</w:t>
+      </w:r>
+      <w:r>
+        <w:t xml:space="preserve"> </w:t>
+      </w:r>
+      <w:r>
+        <w:t xml:space="preserve">“learn”</w:t>
+      </w:r>
+      <w:r>
+        <w:t xml:space="preserve"> </w:t>
+      </w:r>
+      <w:r>
+        <w:t xml:space="preserve">card.</w:t>
+      </w:r>
+    </w:p>
+    <w:p>
+      <w:pPr>
+        <w:pStyle w:val="BlockText"/>
+      </w:pPr>
+      <w:r>
+        <w:rPr>
+          <w:b/>
+          <w:bCs/>
+        </w:rPr>
+        <w:t xml:space="preserve">Memory hook:</w:t>
+      </w:r>
+      <w:r>
+        <w:t xml:space="preserve"> </w:t>
+      </w:r>
+      <w:r>
+        <w:t xml:space="preserve">the interval only grows for cards you got</w:t>
+      </w:r>
+      <w:r>
+        <w:t xml:space="preserve"> </w:t>
+      </w:r>
+      <w:r>
+        <w:rPr>
+          <w:b/>
+          <w:bCs/>
+        </w:rPr>
+        <w:t xml:space="preserve">right</w:t>
+      </w:r>
+      <w:r>
+        <w:t xml:space="preserve">. A miss goes</w:t>
+      </w:r>
+      <w:r>
+        <w:t xml:space="preserve"> </w:t>
+      </w:r>
+      <w:r>
+        <w:t xml:space="preserve">back to the start — that is what makes spaced repetition efficient.</w:t>
       </w:r>
     </w:p>
     <w:p>
@@ -2919,156 +2806,14 @@
         </w:pict>
       </w:r>
     </w:p>
-    <w:bookmarkEnd w:id="26"/>
-    <w:bookmarkStart w:id="27" w:name="module-26-final-word"/>
+    <w:bookmarkEnd w:id="25"/>
+    <w:bookmarkStart w:id="26" w:name="formula-identity-sheet-quick-recall"/>
     <w:p>
       <w:pPr>
         <w:pStyle w:val="Heading2"/>
       </w:pPr>
       <w:r>
-        <w:t xml:space="preserve">Module 26 — Final Word</w:t>
-      </w:r>
-    </w:p>
-    <w:p>
-      <w:pPr>
-        <w:pStyle w:val="FirstParagraph"/>
-      </w:pPr>
-      <w:r>
-        <w:t xml:space="preserve">You now have an</w:t>
-      </w:r>
-      <w:r>
-        <w:t xml:space="preserve"> </w:t>
-      </w:r>
-      <w:r>
-        <w:rPr>
-          <w:b/>
-          <w:bCs/>
-        </w:rPr>
-        <w:t xml:space="preserve">end-to-end course</w:t>
-      </w:r>
-      <w:r>
-        <w:t xml:space="preserve">: 26 modules from bits to Big-O to DP to</w:t>
-      </w:r>
-      <w:r>
-        <w:t xml:space="preserve"> </w:t>
-      </w:r>
-      <w:r>
-        <w:t xml:space="preserve">system design, each with intuition, visuals, brute→optimal pseudocode, complexity,</w:t>
-      </w:r>
-      <w:r>
-        <w:t xml:space="preserve"> </w:t>
-      </w:r>
-      <w:r>
-        <w:t xml:space="preserve">edge cases, interview &amp; exam perspectives, MCQs, problems, and flash cards — plus</w:t>
-      </w:r>
-      <w:r>
-        <w:t xml:space="preserve"> </w:t>
-      </w:r>
-      <w:r>
-        <w:t xml:space="preserve">an</w:t>
-      </w:r>
-      <w:r>
-        <w:t xml:space="preserve"> </w:t>
-      </w:r>
-      <w:r>
-        <w:rPr>
-          <w:b/>
-          <w:bCs/>
-        </w:rPr>
-        <w:t xml:space="preserve">Excel command-centre</w:t>
-      </w:r>
-      <w:r>
-        <w:t xml:space="preserve"> </w:t>
-      </w:r>
-      <w:r>
-        <w:t xml:space="preserve">(syllabus, roadmap, Top-300, progress).</w:t>
-      </w:r>
-    </w:p>
-    <w:p>
-      <w:pPr>
-        <w:pStyle w:val="BodyText"/>
-      </w:pPr>
-      <w:r>
-        <w:rPr>
-          <w:b/>
-          <w:bCs/>
-        </w:rPr>
-        <w:t xml:space="preserve">The method that wins:</w:t>
-      </w:r>
-      <w:r>
-        <w:t xml:space="preserve"> </w:t>
-      </w:r>
-      <w:r>
-        <w:t xml:space="preserve">learn the pattern → solve timed &amp; think-aloud → review &amp;</w:t>
-      </w:r>
-      <w:r>
-        <w:t xml:space="preserve"> </w:t>
-      </w:r>
-      <w:r>
-        <w:t xml:space="preserve">log weaknesses → revisit on a schedule. Breadth of patterns first, then depth.</w:t>
-      </w:r>
-    </w:p>
-    <w:p>
-      <w:pPr>
-        <w:pStyle w:val="BlockText"/>
-      </w:pPr>
-      <w:r>
-        <w:rPr>
-          <w:i/>
-          <w:iCs/>
-        </w:rPr>
-        <w:t xml:space="preserve">Consistency beats intensity. A few quality reps daily, revisited on a schedule,</w:t>
-      </w:r>
-      <w:r>
-        <w:rPr>
-          <w:i/>
-          <w:iCs/>
-        </w:rPr>
-        <w:t xml:space="preserve"> </w:t>
-      </w:r>
-      <w:r>
-        <w:rPr>
-          <w:i/>
-          <w:iCs/>
-        </w:rPr>
-        <w:t xml:space="preserve">turns these one-time notes into permanent skill. All the best — go get that</w:t>
-      </w:r>
-      <w:r>
-        <w:rPr>
-          <w:i/>
-          <w:iCs/>
-        </w:rPr>
-        <w:t xml:space="preserve"> </w:t>
-      </w:r>
-      <w:r>
-        <w:rPr>
-          <w:i/>
-          <w:iCs/>
-        </w:rPr>
-        <w:t xml:space="preserve">offer.</w:t>
-      </w:r>
-      <w:r>
-        <w:t xml:space="preserve"> </w:t>
-      </w:r>
-      <w:r>
-        <w:t xml:space="preserve">🚀</w:t>
-      </w:r>
-    </w:p>
-    <w:p>
-      <w:r>
-        <w:pict>
-          <v:rect style="width:0;height:1.5pt" o:hralign="center" o:hrstd="t" o:hr="t"/>
-        </w:pict>
-      </w:r>
-    </w:p>
-    <w:bookmarkEnd w:id="27"/>
-    <w:bookmarkStart w:id="28" w:name="module-26-flash-cards-the-meta-set"/>
-    <w:p>
-      <w:pPr>
-        <w:pStyle w:val="Heading2"/>
-      </w:pPr>
-      <w:r>
-        <w:t xml:space="preserve">Module 26 — Flash Cards (the meta-set)</w:t>
+        <w:t xml:space="preserve">26.9 Formula &amp; Identity Sheet (quick recall)</w:t>
       </w:r>
     </w:p>
     <w:p>
@@ -3080,31 +2825,49 @@
         </w:numPr>
       </w:pPr>
       <w:r>
-        <w:t xml:space="preserve">Q: Learn order?</w:t>
-      </w:r>
-      <w:r>
-        <w:t xml:space="preserve"> </w:t>
-      </w:r>
-      <w:r>
-        <w:rPr>
-          <w:b/>
-          <w:bCs/>
-        </w:rPr>
-        <w:t xml:space="preserve">A: Fundamentals → Arrays → Lists → Hash → Trees → Heaps →</w:t>
-      </w:r>
-      <w:r>
-        <w:rPr>
-          <w:b/>
-          <w:bCs/>
-        </w:rPr>
-        <w:t xml:space="preserve"> </w:t>
-      </w:r>
-      <w:r>
-        <w:rPr>
-          <w:b/>
-          <w:bCs/>
-        </w:rPr>
-        <w:t xml:space="preserve">Graphs → Greedy/D&amp;C/Backtrack → DP → Advanced → Apps.</w:t>
+        <w:t xml:space="preserve">Master Theorem:</w:t>
+      </w:r>
+      <w:r>
+        <w:t xml:space="preserve"> </w:t>
+      </w:r>
+      <w:r>
+        <w:rPr>
+          <w:rStyle w:val="VerbatimChar"/>
+        </w:rPr>
+        <w:t xml:space="preserve">T(n)=aT(n/b)+f(n)</w:t>
+      </w:r>
+      <w:r>
+        <w:t xml:space="preserve"> </w:t>
+      </w:r>
+      <w:r>
+        <w:t xml:space="preserve">→ compare</w:t>
+      </w:r>
+      <w:r>
+        <w:t xml:space="preserve"> </w:t>
+      </w:r>
+      <w:r>
+        <w:rPr>
+          <w:rStyle w:val="VerbatimChar"/>
+        </w:rPr>
+        <w:t xml:space="preserve">f(n)</w:t>
+      </w:r>
+      <w:r>
+        <w:t xml:space="preserve"> </w:t>
+      </w:r>
+      <w:r>
+        <w:t xml:space="preserve">vs</w:t>
+      </w:r>
+      <w:r>
+        <w:t xml:space="preserve"> </w:t>
+      </w:r>
+      <w:r>
+        <w:rPr>
+          <w:rStyle w:val="VerbatimChar"/>
+        </w:rPr>
+        <w:t xml:space="preserve">n^(log_b a)</w:t>
+      </w:r>
+      <w:r>
+        <w:t xml:space="preserve">.</w:t>
       </w:r>
     </w:p>
     <w:p>
@@ -3116,17 +2879,43 @@
         </w:numPr>
       </w:pPr>
       <w:r>
-        <w:t xml:space="preserve">Q: Core interview skill?</w:t>
-      </w:r>
-      <w:r>
-        <w:t xml:space="preserve"> </w:t>
-      </w:r>
-      <w:r>
-        <w:rPr>
-          <w:b/>
-          <w:bCs/>
-        </w:rPr>
-        <w:t xml:space="preserve">A: pattern recognition (the §26.3 table).</w:t>
+        <w:t xml:space="preserve">Safe midpoint:</w:t>
+      </w:r>
+      <w:r>
+        <w:t xml:space="preserve"> </w:t>
+      </w:r>
+      <w:r>
+        <w:rPr>
+          <w:rStyle w:val="VerbatimChar"/>
+        </w:rPr>
+        <w:t xml:space="preserve">lo + (hi−lo)/2</w:t>
+      </w:r>
+      <w:r>
+        <w:t xml:space="preserve">. · Sum 1..n =</w:t>
+      </w:r>
+      <w:r>
+        <w:t xml:space="preserve"> </w:t>
+      </w:r>
+      <w:r>
+        <w:rPr>
+          <w:rStyle w:val="VerbatimChar"/>
+        </w:rPr>
+        <w:t xml:space="preserve">n(n+1)/2</w:t>
+      </w:r>
+      <w:r>
+        <w:t xml:space="preserve">. ·</w:t>
+      </w:r>
+      <w:r>
+        <w:t xml:space="preserve"> </w:t>
+      </w:r>
+      <w:r>
+        <w:rPr>
+          <w:rStyle w:val="VerbatimChar"/>
+        </w:rPr>
+        <w:t xml:space="preserve">1+2+4+…+n ≈ 2n</w:t>
+      </w:r>
+      <w:r>
+        <w:t xml:space="preserve">.</w:t>
       </w:r>
     </w:p>
     <w:p>
@@ -3138,17 +2927,37 @@
         </w:numPr>
       </w:pPr>
       <w:r>
-        <w:t xml:space="preserve">Q: Practice method?</w:t>
-      </w:r>
-      <w:r>
-        <w:t xml:space="preserve"> </w:t>
-      </w:r>
-      <w:r>
-        <w:rPr>
-          <w:b/>
-          <w:bCs/>
-        </w:rPr>
-        <w:t xml:space="preserve">A: timed + think-aloud + weakness log + spaced revision.</w:t>
+        <w:rPr>
+          <w:rStyle w:val="VerbatimChar"/>
+        </w:rPr>
+        <w:t xml:space="preserve">nCr = n!/(r!(n−r)!)</w:t>
+      </w:r>
+      <w:r>
+        <w:t xml:space="preserve">; Pascal</w:t>
+      </w:r>
+      <w:r>
+        <w:t xml:space="preserve"> </w:t>
+      </w:r>
+      <w:r>
+        <w:rPr>
+          <w:rStyle w:val="VerbatimChar"/>
+        </w:rPr>
+        <w:t xml:space="preserve">C(n,r)=C(n-1,r-1)+C(n-1,r)</w:t>
+      </w:r>
+      <w:r>
+        <w:t xml:space="preserve">; Catalan</w:t>
+      </w:r>
+      <w:r>
+        <w:t xml:space="preserve"> </w:t>
+      </w:r>
+      <w:r>
+        <w:rPr>
+          <w:rStyle w:val="VerbatimChar"/>
+        </w:rPr>
+        <w:t xml:space="preserve">C(2n,n)/(n+1)</w:t>
+      </w:r>
+      <w:r>
+        <w:t xml:space="preserve">.</w:t>
       </w:r>
     </w:p>
     <w:p>
@@ -3160,17 +2969,43 @@
         </w:numPr>
       </w:pPr>
       <w:r>
-        <w:t xml:space="preserve">Q: Breadth or depth first?</w:t>
-      </w:r>
-      <w:r>
-        <w:t xml:space="preserve"> </w:t>
-      </w:r>
-      <w:r>
-        <w:rPr>
-          <w:b/>
-          <w:bCs/>
-        </w:rPr>
-        <w:t xml:space="preserve">A: breadth across patterns, then depth.</w:t>
+        <w:t xml:space="preserve">GCD</w:t>
+      </w:r>
+      <w:r>
+        <w:t xml:space="preserve"> </w:t>
+      </w:r>
+      <w:r>
+        <w:rPr>
+          <w:rStyle w:val="VerbatimChar"/>
+        </w:rPr>
+        <w:t xml:space="preserve">gcd(b, a%b)</w:t>
+      </w:r>
+      <w:r>
+        <w:t xml:space="preserve">; LCM</w:t>
+      </w:r>
+      <w:r>
+        <w:t xml:space="preserve"> </w:t>
+      </w:r>
+      <w:r>
+        <w:rPr>
+          <w:rStyle w:val="VerbatimChar"/>
+        </w:rPr>
+        <w:t xml:space="preserve">a·b/gcd</w:t>
+      </w:r>
+      <w:r>
+        <w:t xml:space="preserve">. · Fermat inverse</w:t>
+      </w:r>
+      <w:r>
+        <w:t xml:space="preserve"> </w:t>
+      </w:r>
+      <w:r>
+        <w:rPr>
+          <w:rStyle w:val="VerbatimChar"/>
+        </w:rPr>
+        <w:t xml:space="preserve">a^(p−2) mod p</w:t>
+      </w:r>
+      <w:r>
+        <w:t xml:space="preserve">.</w:t>
       </w:r>
     </w:p>
     <w:p>
@@ -3182,6 +3017,1252 @@
         </w:numPr>
       </w:pPr>
       <w:r>
+        <w:t xml:space="preserve">Bit: set</w:t>
+      </w:r>
+      <w:r>
+        <w:t xml:space="preserve"> </w:t>
+      </w:r>
+      <w:r>
+        <w:rPr>
+          <w:rStyle w:val="VerbatimChar"/>
+        </w:rPr>
+        <w:t xml:space="preserve">x|(1&lt;&lt;i)</w:t>
+      </w:r>
+      <w:r>
+        <w:t xml:space="preserve">, clear</w:t>
+      </w:r>
+      <w:r>
+        <w:t xml:space="preserve"> </w:t>
+      </w:r>
+      <w:r>
+        <w:rPr>
+          <w:rStyle w:val="VerbatimChar"/>
+        </w:rPr>
+        <w:t xml:space="preserve">x&amp;~(1&lt;&lt;i)</w:t>
+      </w:r>
+      <w:r>
+        <w:t xml:space="preserve">, toggle</w:t>
+      </w:r>
+      <w:r>
+        <w:t xml:space="preserve"> </w:t>
+      </w:r>
+      <w:r>
+        <w:rPr>
+          <w:rStyle w:val="VerbatimChar"/>
+        </w:rPr>
+        <w:t xml:space="preserve">x^(1&lt;&lt;i)</w:t>
+      </w:r>
+      <w:r>
+        <w:t xml:space="preserve">, lowest</w:t>
+      </w:r>
+      <w:r>
+        <w:t xml:space="preserve"> </w:t>
+      </w:r>
+      <w:r>
+        <w:rPr>
+          <w:rStyle w:val="VerbatimChar"/>
+        </w:rPr>
+        <w:t xml:space="preserve">x&amp;(-x)</w:t>
+      </w:r>
+      <w:r>
+        <w:t xml:space="preserve">,</w:t>
+      </w:r>
+      <w:r>
+        <w:t xml:space="preserve"> </w:t>
+      </w:r>
+      <w:r>
+        <w:t xml:space="preserve">power-of-2</w:t>
+      </w:r>
+      <w:r>
+        <w:t xml:space="preserve"> </w:t>
+      </w:r>
+      <w:r>
+        <w:rPr>
+          <w:rStyle w:val="VerbatimChar"/>
+        </w:rPr>
+        <w:t xml:space="preserve">x&amp;(x-1)==0</w:t>
+      </w:r>
+      <w:r>
+        <w:t xml:space="preserve">.</w:t>
+      </w:r>
+    </w:p>
+    <w:p>
+      <w:pPr>
+        <w:pStyle w:val="Compact"/>
+        <w:numPr>
+          <w:ilvl w:val="0"/>
+          <w:numId w:val="1005"/>
+        </w:numPr>
+      </w:pPr>
+      <w:r>
+        <w:t xml:space="preserve">Binary tree height h → ≤</w:t>
+      </w:r>
+      <w:r>
+        <w:t xml:space="preserve"> </w:t>
+      </w:r>
+      <w:r>
+        <w:rPr>
+          <w:rStyle w:val="VerbatimChar"/>
+        </w:rPr>
+        <w:t xml:space="preserve">2^(h+1)−1</w:t>
+      </w:r>
+      <w:r>
+        <w:t xml:space="preserve"> </w:t>
+      </w:r>
+      <w:r>
+        <w:t xml:space="preserve">nodes; balanced height</w:t>
+      </w:r>
+      <w:r>
+        <w:t xml:space="preserve"> </w:t>
+      </w:r>
+      <w:r>
+        <w:rPr>
+          <w:rStyle w:val="VerbatimChar"/>
+        </w:rPr>
+        <w:t xml:space="preserve">O(log n)</w:t>
+      </w:r>
+      <w:r>
+        <w:t xml:space="preserve">.</w:t>
+      </w:r>
+    </w:p>
+    <w:p>
+      <w:pPr>
+        <w:pStyle w:val="Compact"/>
+        <w:numPr>
+          <w:ilvl w:val="0"/>
+          <w:numId w:val="1005"/>
+        </w:numPr>
+      </w:pPr>
+      <w:r>
+        <w:t xml:space="preserve">Two’s complement n-bit range:</w:t>
+      </w:r>
+      <w:r>
+        <w:t xml:space="preserve"> </w:t>
+      </w:r>
+      <w:r>
+        <w:rPr>
+          <w:rStyle w:val="VerbatimChar"/>
+        </w:rPr>
+        <w:t xml:space="preserve">[-2^(n-1), 2^(n-1)-1]</w:t>
+      </w:r>
+      <w:r>
+        <w:t xml:space="preserve">.</w:t>
+      </w:r>
+    </w:p>
+    <w:p>
+      <w:pPr>
+        <w:pStyle w:val="FirstParagraph"/>
+      </w:pPr>
+      <w:r>
+        <w:rPr>
+          <w:b/>
+          <w:bCs/>
+        </w:rPr>
+        <w:t xml:space="preserve">Logarithm rules (for complexity algebra):</w:t>
+      </w:r>
+    </w:p>
+    <w:p>
+      <w:pPr>
+        <w:pStyle w:val="Compact"/>
+        <w:numPr>
+          <w:ilvl w:val="0"/>
+          <w:numId w:val="1006"/>
+        </w:numPr>
+      </w:pPr>
+      <w:r>
+        <w:rPr>
+          <w:rStyle w:val="VerbatimChar"/>
+        </w:rPr>
+        <w:t xml:space="preserve">log(xy) = log x + log y</w:t>
+      </w:r>
+      <w:r>
+        <w:t xml:space="preserve">;</w:t>
+      </w:r>
+      <w:r>
+        <w:t xml:space="preserve"> </w:t>
+      </w:r>
+      <w:r>
+        <w:rPr>
+          <w:rStyle w:val="VerbatimChar"/>
+        </w:rPr>
+        <w:t xml:space="preserve">log(x/y) = log x − log y</w:t>
+      </w:r>
+      <w:r>
+        <w:t xml:space="preserve">;</w:t>
+      </w:r>
+      <w:r>
+        <w:t xml:space="preserve"> </w:t>
+      </w:r>
+      <w:r>
+        <w:rPr>
+          <w:rStyle w:val="VerbatimChar"/>
+        </w:rPr>
+        <w:t xml:space="preserve">log(x^k) = k·log x</w:t>
+      </w:r>
+      <w:r>
+        <w:t xml:space="preserve">.</w:t>
+      </w:r>
+    </w:p>
+    <w:p>
+      <w:pPr>
+        <w:pStyle w:val="Compact"/>
+        <w:numPr>
+          <w:ilvl w:val="0"/>
+          <w:numId w:val="1006"/>
+        </w:numPr>
+      </w:pPr>
+      <w:r>
+        <w:t xml:space="preserve">Change of base:</w:t>
+      </w:r>
+      <w:r>
+        <w:t xml:space="preserve"> </w:t>
+      </w:r>
+      <w:r>
+        <w:rPr>
+          <w:rStyle w:val="VerbatimChar"/>
+        </w:rPr>
+        <w:t xml:space="preserve">log_b x = (log x)/(log b)</w:t>
+      </w:r>
+      <w:r>
+        <w:t xml:space="preserve"> </w:t>
+      </w:r>
+      <w:r>
+        <w:t xml:space="preserve">→ bases differ by a</w:t>
+      </w:r>
+      <w:r>
+        <w:t xml:space="preserve"> </w:t>
+      </w:r>
+      <w:r>
+        <w:rPr>
+          <w:b/>
+          <w:bCs/>
+        </w:rPr>
+        <w:t xml:space="preserve">constant</w:t>
+      </w:r>
+      <w:r>
+        <w:t xml:space="preserve">, so</w:t>
+      </w:r>
+      <w:r>
+        <w:t xml:space="preserve"> </w:t>
+      </w:r>
+      <w:r>
+        <w:t xml:space="preserve">in Big-O</w:t>
+      </w:r>
+      <w:r>
+        <w:t xml:space="preserve"> </w:t>
+      </w:r>
+      <w:r>
+        <w:rPr>
+          <w:rStyle w:val="VerbatimChar"/>
+        </w:rPr>
+        <w:t xml:space="preserve">log₂ n</w:t>
+      </w:r>
+      <w:r>
+        <w:t xml:space="preserve">,</w:t>
+      </w:r>
+      <w:r>
+        <w:t xml:space="preserve"> </w:t>
+      </w:r>
+      <w:r>
+        <w:rPr>
+          <w:rStyle w:val="VerbatimChar"/>
+        </w:rPr>
+        <w:t xml:space="preserve">log₁₀ n</w:t>
+      </w:r>
+      <w:r>
+        <w:t xml:space="preserve">,</w:t>
+      </w:r>
+      <w:r>
+        <w:t xml:space="preserve"> </w:t>
+      </w:r>
+      <w:r>
+        <w:rPr>
+          <w:rStyle w:val="VerbatimChar"/>
+        </w:rPr>
+        <w:t xml:space="preserve">ln n</w:t>
+      </w:r>
+      <w:r>
+        <w:t xml:space="preserve"> </w:t>
+      </w:r>
+      <w:r>
+        <w:t xml:space="preserve">are all just</w:t>
+      </w:r>
+      <w:r>
+        <w:t xml:space="preserve"> </w:t>
+      </w:r>
+      <w:r>
+        <w:rPr>
+          <w:b/>
+          <w:bCs/>
+        </w:rPr>
+        <w:t xml:space="preserve">O(log n)</w:t>
+      </w:r>
+      <w:r>
+        <w:t xml:space="preserve">.</w:t>
+      </w:r>
+    </w:p>
+    <w:p>
+      <w:pPr>
+        <w:pStyle w:val="Compact"/>
+        <w:numPr>
+          <w:ilvl w:val="0"/>
+          <w:numId w:val="1006"/>
+        </w:numPr>
+      </w:pPr>
+      <w:r>
+        <w:rPr>
+          <w:rStyle w:val="VerbatimChar"/>
+        </w:rPr>
+        <w:t xml:space="preserve">a^(log_b n) = n^(log_b a)</w:t>
+      </w:r>
+      <w:r>
+        <w:t xml:space="preserve"> </w:t>
+      </w:r>
+      <w:r>
+        <w:t xml:space="preserve">(the identity behind the Master Theorem).</w:t>
+      </w:r>
+    </w:p>
+    <w:p>
+      <w:pPr>
+        <w:pStyle w:val="Compact"/>
+        <w:numPr>
+          <w:ilvl w:val="0"/>
+          <w:numId w:val="1006"/>
+        </w:numPr>
+      </w:pPr>
+      <w:r>
+        <w:rPr>
+          <w:rStyle w:val="VerbatimChar"/>
+        </w:rPr>
+        <w:t xml:space="preserve">2^(log₂ n) = n</w:t>
+      </w:r>
+      <w:r>
+        <w:t xml:space="preserve">;</w:t>
+      </w:r>
+      <w:r>
+        <w:t xml:space="preserve"> </w:t>
+      </w:r>
+      <w:r>
+        <w:rPr>
+          <w:rStyle w:val="VerbatimChar"/>
+        </w:rPr>
+        <w:t xml:space="preserve">log₂(n!) = Θ(n log n)</w:t>
+      </w:r>
+      <w:r>
+        <w:t xml:space="preserve"> </w:t>
+      </w:r>
+      <w:r>
+        <w:t xml:space="preserve">(Stirling) → the comparison-sort</w:t>
+      </w:r>
+      <w:r>
+        <w:t xml:space="preserve"> </w:t>
+      </w:r>
+      <w:r>
+        <w:t xml:space="preserve">lower bound.</w:t>
+      </w:r>
+    </w:p>
+    <w:p>
+      <w:pPr>
+        <w:pStyle w:val="FirstParagraph"/>
+      </w:pPr>
+      <w:r>
+        <w:rPr>
+          <w:b/>
+          <w:bCs/>
+        </w:rPr>
+        <w:t xml:space="preserve">Series sums (recurrence/complexity closed forms):</w:t>
+      </w:r>
+    </w:p>
+    <w:p>
+      <w:pPr>
+        <w:pStyle w:val="Compact"/>
+        <w:numPr>
+          <w:ilvl w:val="0"/>
+          <w:numId w:val="1007"/>
+        </w:numPr>
+      </w:pPr>
+      <w:r>
+        <w:t xml:space="preserve">Sum of squares:</w:t>
+      </w:r>
+      <w:r>
+        <w:t xml:space="preserve"> </w:t>
+      </w:r>
+      <w:r>
+        <w:rPr>
+          <w:rStyle w:val="VerbatimChar"/>
+        </w:rPr>
+        <w:t xml:space="preserve">1²+2²+…+n² = n(n+1)(2n+1)/6</w:t>
+      </w:r>
+      <w:r>
+        <w:t xml:space="preserve"> </w:t>
+      </w:r>
+      <w:r>
+        <w:t xml:space="preserve">→</w:t>
+      </w:r>
+      <w:r>
+        <w:t xml:space="preserve"> </w:t>
+      </w:r>
+      <w:r>
+        <w:rPr>
+          <w:b/>
+          <w:bCs/>
+        </w:rPr>
+        <w:t xml:space="preserve">Θ(n³)</w:t>
+      </w:r>
+      <w:r>
+        <w:t xml:space="preserve">.</w:t>
+      </w:r>
+    </w:p>
+    <w:p>
+      <w:pPr>
+        <w:pStyle w:val="Compact"/>
+        <w:numPr>
+          <w:ilvl w:val="0"/>
+          <w:numId w:val="1007"/>
+        </w:numPr>
+      </w:pPr>
+      <w:r>
+        <w:t xml:space="preserve">Sum of cubes:</w:t>
+      </w:r>
+      <w:r>
+        <w:t xml:space="preserve"> </w:t>
+      </w:r>
+      <w:r>
+        <w:rPr>
+          <w:rStyle w:val="VerbatimChar"/>
+        </w:rPr>
+        <w:t xml:space="preserve">1³+2³+…+n³ = (n(n+1)/2)²</w:t>
+      </w:r>
+      <w:r>
+        <w:t xml:space="preserve">.</w:t>
+      </w:r>
+    </w:p>
+    <w:p>
+      <w:pPr>
+        <w:pStyle w:val="Compact"/>
+        <w:numPr>
+          <w:ilvl w:val="0"/>
+          <w:numId w:val="1007"/>
+        </w:numPr>
+      </w:pPr>
+      <w:r>
+        <w:t xml:space="preserve">Geometric:</w:t>
+      </w:r>
+      <w:r>
+        <w:t xml:space="preserve"> </w:t>
+      </w:r>
+      <w:r>
+        <w:rPr>
+          <w:rStyle w:val="VerbatimChar"/>
+        </w:rPr>
+        <w:t xml:space="preserve">1 + r + r² + … + r^(n-1) = (r^n − 1)/(r − 1)</w:t>
+      </w:r>
+      <w:r>
+        <w:t xml:space="preserve"> </w:t>
+      </w:r>
+      <w:r>
+        <w:t xml:space="preserve">(r≠1); if</w:t>
+      </w:r>
+      <w:r>
+        <w:t xml:space="preserve"> </w:t>
+      </w:r>
+      <w:r>
+        <w:rPr>
+          <w:rStyle w:val="VerbatimChar"/>
+        </w:rPr>
+        <w:t xml:space="preserve">|r|&lt;1</w:t>
+      </w:r>
+      <w:r>
+        <w:t xml:space="preserve"> </w:t>
+      </w:r>
+      <w:r>
+        <w:t xml:space="preserve">and</w:t>
+      </w:r>
+      <w:r>
+        <w:t xml:space="preserve"> </w:t>
+      </w:r>
+      <w:r>
+        <w:t xml:space="preserve">n→∞, it converges to</w:t>
+      </w:r>
+      <w:r>
+        <w:t xml:space="preserve"> </w:t>
+      </w:r>
+      <w:r>
+        <w:rPr>
+          <w:rStyle w:val="VerbatimChar"/>
+        </w:rPr>
+        <w:t xml:space="preserve">1/(1−r)</w:t>
+      </w:r>
+      <w:r>
+        <w:t xml:space="preserve">.</w:t>
+      </w:r>
+    </w:p>
+    <w:p>
+      <w:pPr>
+        <w:pStyle w:val="Compact"/>
+        <w:numPr>
+          <w:ilvl w:val="0"/>
+          <w:numId w:val="1007"/>
+        </w:numPr>
+      </w:pPr>
+      <w:r>
+        <w:t xml:space="preserve">Powers of two:</w:t>
+      </w:r>
+      <w:r>
+        <w:t xml:space="preserve"> </w:t>
+      </w:r>
+      <w:r>
+        <w:rPr>
+          <w:rStyle w:val="VerbatimChar"/>
+        </w:rPr>
+        <w:t xml:space="preserve">1+2+4+…+2^k = 2^(k+1) − 1</w:t>
+      </w:r>
+      <w:r>
+        <w:t xml:space="preserve"> </w:t>
+      </w:r>
+      <w:r>
+        <w:t xml:space="preserve">(why a full binary tree of height h</w:t>
+      </w:r>
+      <w:r>
+        <w:t xml:space="preserve"> </w:t>
+      </w:r>
+      <w:r>
+        <w:t xml:space="preserve">has</w:t>
+      </w:r>
+      <w:r>
+        <w:t xml:space="preserve"> </w:t>
+      </w:r>
+      <w:r>
+        <w:rPr>
+          <w:rStyle w:val="VerbatimChar"/>
+        </w:rPr>
+        <w:t xml:space="preserve">2^(h+1)−1</w:t>
+      </w:r>
+      <w:r>
+        <w:t xml:space="preserve"> </w:t>
+      </w:r>
+      <w:r>
+        <w:t xml:space="preserve">nodes, and why heap build-up is O(n)).</w:t>
+      </w:r>
+    </w:p>
+    <w:p>
+      <w:pPr>
+        <w:pStyle w:val="Compact"/>
+        <w:numPr>
+          <w:ilvl w:val="0"/>
+          <w:numId w:val="1007"/>
+        </w:numPr>
+      </w:pPr>
+      <w:r>
+        <w:t xml:space="preserve">Harmonic:</w:t>
+      </w:r>
+      <w:r>
+        <w:t xml:space="preserve"> </w:t>
+      </w:r>
+      <w:r>
+        <w:rPr>
+          <w:rStyle w:val="VerbatimChar"/>
+        </w:rPr>
+        <w:t xml:space="preserve">H_n = 1 + 1/2 + 1/3 + … + 1/n ≈ ln n + 0.577</w:t>
+      </w:r>
+      <w:r>
+        <w:t xml:space="preserve"> </w:t>
+      </w:r>
+      <w:r>
+        <w:t xml:space="preserve">→</w:t>
+      </w:r>
+      <w:r>
+        <w:t xml:space="preserve"> </w:t>
+      </w:r>
+      <w:r>
+        <w:rPr>
+          <w:b/>
+          <w:bCs/>
+        </w:rPr>
+        <w:t xml:space="preserve">Θ(log n)</w:t>
+      </w:r>
+      <w:r>
+        <w:t xml:space="preserve"> </w:t>
+      </w:r>
+      <w:r>
+        <w:t xml:space="preserve">(the</w:t>
+      </w:r>
+      <w:r>
+        <w:t xml:space="preserve"> </w:t>
+      </w:r>
+      <w:r>
+        <w:t xml:space="preserve">average cost behind quicksort/quickselect and hashing analyses).</w:t>
+      </w:r>
+    </w:p>
+    <w:p>
+      <w:pPr>
+        <w:pStyle w:val="FirstParagraph"/>
+      </w:pPr>
+      <w:r>
+        <w:rPr>
+          <w:b/>
+          <w:bCs/>
+        </w:rPr>
+        <w:t xml:space="preserve">Combinatorics (quick recall):</w:t>
+      </w:r>
+    </w:p>
+    <w:p>
+      <w:pPr>
+        <w:pStyle w:val="Compact"/>
+        <w:numPr>
+          <w:ilvl w:val="0"/>
+          <w:numId w:val="1008"/>
+        </w:numPr>
+      </w:pPr>
+      <w:r>
+        <w:t xml:space="preserve">Permutations</w:t>
+      </w:r>
+      <w:r>
+        <w:t xml:space="preserve"> </w:t>
+      </w:r>
+      <w:r>
+        <w:rPr>
+          <w:rStyle w:val="VerbatimChar"/>
+        </w:rPr>
+        <w:t xml:space="preserve">nPr = n!/(n−r)!</w:t>
+      </w:r>
+      <w:r>
+        <w:t xml:space="preserve">; combinations</w:t>
+      </w:r>
+      <w:r>
+        <w:t xml:space="preserve"> </w:t>
+      </w:r>
+      <w:r>
+        <w:rPr>
+          <w:rStyle w:val="VerbatimChar"/>
+        </w:rPr>
+        <w:t xml:space="preserve">nCr = n!/(r!(n−r)!)</w:t>
+      </w:r>
+      <w:r>
+        <w:t xml:space="preserve">.</w:t>
+      </w:r>
+    </w:p>
+    <w:p>
+      <w:pPr>
+        <w:pStyle w:val="Compact"/>
+        <w:numPr>
+          <w:ilvl w:val="0"/>
+          <w:numId w:val="1008"/>
+        </w:numPr>
+      </w:pPr>
+      <w:r>
+        <w:t xml:space="preserve">Symmetry</w:t>
+      </w:r>
+      <w:r>
+        <w:t xml:space="preserve"> </w:t>
+      </w:r>
+      <w:r>
+        <w:rPr>
+          <w:rStyle w:val="VerbatimChar"/>
+        </w:rPr>
+        <w:t xml:space="preserve">nCr = nC(n−r)</w:t>
+      </w:r>
+      <w:r>
+        <w:t xml:space="preserve">; total subsets</w:t>
+      </w:r>
+      <w:r>
+        <w:t xml:space="preserve"> </w:t>
+      </w:r>
+      <w:r>
+        <w:rPr>
+          <w:rStyle w:val="VerbatimChar"/>
+        </w:rPr>
+        <w:t xml:space="preserve">Σ_{r=0..n} nCr = 2^n</w:t>
+      </w:r>
+      <w:r>
+        <w:t xml:space="preserve">.</w:t>
+      </w:r>
+    </w:p>
+    <w:p>
+      <w:pPr>
+        <w:pStyle w:val="Compact"/>
+        <w:numPr>
+          <w:ilvl w:val="0"/>
+          <w:numId w:val="1008"/>
+        </w:numPr>
+      </w:pPr>
+      <w:r>
+        <w:t xml:space="preserve">Vandermonde / hockey-stick appear in DP counting; the</w:t>
+      </w:r>
+      <w:r>
+        <w:t xml:space="preserve"> </w:t>
+      </w:r>
+      <w:r>
+        <w:rPr>
+          <w:b/>
+          <w:bCs/>
+        </w:rPr>
+        <w:t xml:space="preserve">Catalan</w:t>
+      </w:r>
+      <w:r>
+        <w:t xml:space="preserve"> </w:t>
+      </w:r>
+      <w:r>
+        <w:t xml:space="preserve">number</w:t>
+      </w:r>
+      <w:r>
+        <w:t xml:space="preserve"> </w:t>
+      </w:r>
+      <w:r>
+        <w:rPr>
+          <w:rStyle w:val="VerbatimChar"/>
+        </w:rPr>
+        <w:t xml:space="preserve">C_n = C(2n,n)/(n+1)</w:t>
+      </w:r>
+      <w:r>
+        <w:t xml:space="preserve"> </w:t>
+      </w:r>
+      <w:r>
+        <w:t xml:space="preserve">counts balanced parentheses, BST shapes, and full binary</w:t>
+      </w:r>
+      <w:r>
+        <w:t xml:space="preserve"> </w:t>
+      </w:r>
+      <w:r>
+        <w:t xml:space="preserve">trees with n internal nodes.</w:t>
+      </w:r>
+    </w:p>
+    <w:p>
+      <w:pPr>
+        <w:pStyle w:val="Compact"/>
+        <w:numPr>
+          <w:ilvl w:val="0"/>
+          <w:numId w:val="1008"/>
+        </w:numPr>
+      </w:pPr>
+      <w:r>
+        <w:t xml:space="preserve">Stars and bars: non-negative integer solutions of</w:t>
+      </w:r>
+      <w:r>
+        <w:t xml:space="preserve"> </w:t>
+      </w:r>
+      <w:r>
+        <w:rPr>
+          <w:rStyle w:val="VerbatimChar"/>
+        </w:rPr>
+        <w:t xml:space="preserve">x₁+…+x_k = n</w:t>
+      </w:r>
+      <w:r>
+        <w:t xml:space="preserve"> </w:t>
+      </w:r>
+      <w:r>
+        <w:t xml:space="preserve">is</w:t>
+      </w:r>
+      <w:r>
+        <w:t xml:space="preserve"> </w:t>
+      </w:r>
+      <w:r>
+        <w:rPr>
+          <w:rStyle w:val="VerbatimChar"/>
+        </w:rPr>
+        <w:t xml:space="preserve">C(n+k−1, k−1)</w:t>
+      </w:r>
+      <w:r>
+        <w:t xml:space="preserve">.</w:t>
+      </w:r>
+    </w:p>
+    <w:p>
+      <w:pPr>
+        <w:pStyle w:val="FirstParagraph"/>
+      </w:pPr>
+      <w:r>
+        <w:rPr>
+          <w:b/>
+          <w:bCs/>
+        </w:rPr>
+        <w:t xml:space="preserve">Modular arithmetic (competitive/number-theory MCQs):</w:t>
+      </w:r>
+    </w:p>
+    <w:p>
+      <w:pPr>
+        <w:pStyle w:val="Compact"/>
+        <w:numPr>
+          <w:ilvl w:val="0"/>
+          <w:numId w:val="1009"/>
+        </w:numPr>
+      </w:pPr>
+      <w:r>
+        <w:rPr>
+          <w:rStyle w:val="VerbatimChar"/>
+        </w:rPr>
+        <w:t xml:space="preserve">(a+b) mod m = ((a mod m) + (b mod m)) mod m</w:t>
+      </w:r>
+      <w:r>
+        <w:t xml:space="preserve">; same for</w:t>
+      </w:r>
+      <w:r>
+        <w:t xml:space="preserve"> </w:t>
+      </w:r>
+      <w:r>
+        <w:rPr>
+          <w:rStyle w:val="VerbatimChar"/>
+        </w:rPr>
+        <w:t xml:space="preserve">−</w:t>
+      </w:r>
+      <w:r>
+        <w:t xml:space="preserve"> </w:t>
+      </w:r>
+      <w:r>
+        <w:t xml:space="preserve">and</w:t>
+      </w:r>
+      <w:r>
+        <w:t xml:space="preserve"> </w:t>
+      </w:r>
+      <w:r>
+        <w:rPr>
+          <w:rStyle w:val="VerbatimChar"/>
+        </w:rPr>
+        <w:t xml:space="preserve">·</w:t>
+      </w:r>
+      <w:r>
+        <w:t xml:space="preserve">.</w:t>
+      </w:r>
+    </w:p>
+    <w:p>
+      <w:pPr>
+        <w:pStyle w:val="Compact"/>
+        <w:numPr>
+          <w:ilvl w:val="0"/>
+          <w:numId w:val="1009"/>
+        </w:numPr>
+      </w:pPr>
+      <w:r>
+        <w:t xml:space="preserve">Division needs the</w:t>
+      </w:r>
+      <w:r>
+        <w:t xml:space="preserve"> </w:t>
+      </w:r>
+      <w:r>
+        <w:rPr>
+          <w:b/>
+          <w:bCs/>
+        </w:rPr>
+        <w:t xml:space="preserve">modular inverse</w:t>
+      </w:r>
+      <w:r>
+        <w:t xml:space="preserve">:</w:t>
+      </w:r>
+      <w:r>
+        <w:t xml:space="preserve"> </w:t>
+      </w:r>
+      <w:r>
+        <w:rPr>
+          <w:rStyle w:val="VerbatimChar"/>
+        </w:rPr>
+        <w:t xml:space="preserve">a/b mod m = a · b^(−1) mod m</w:t>
+      </w:r>
+      <w:r>
+        <w:t xml:space="preserve">.</w:t>
+      </w:r>
+    </w:p>
+    <w:p>
+      <w:pPr>
+        <w:pStyle w:val="Compact"/>
+        <w:numPr>
+          <w:ilvl w:val="0"/>
+          <w:numId w:val="1009"/>
+        </w:numPr>
+      </w:pPr>
+      <w:r>
+        <w:t xml:space="preserve">Fermat’s little theorem (m prime,</w:t>
+      </w:r>
+      <w:r>
+        <w:t xml:space="preserve"> </w:t>
+      </w:r>
+      <w:r>
+        <w:rPr>
+          <w:rStyle w:val="VerbatimChar"/>
+        </w:rPr>
+        <w:t xml:space="preserve">gcd(a,m)=1</w:t>
+      </w:r>
+      <w:r>
+        <w:t xml:space="preserve">):</w:t>
+      </w:r>
+      <w:r>
+        <w:t xml:space="preserve"> </w:t>
+      </w:r>
+      <w:r>
+        <w:rPr>
+          <w:rStyle w:val="VerbatimChar"/>
+        </w:rPr>
+        <w:t xml:space="preserve">a^(m−1) ≡ 1 (mod m)</w:t>
+      </w:r>
+      <w:r>
+        <w:t xml:space="preserve">, so</w:t>
+      </w:r>
+      <w:r>
+        <w:t xml:space="preserve"> </w:t>
+      </w:r>
+      <w:r>
+        <w:rPr>
+          <w:rStyle w:val="VerbatimChar"/>
+        </w:rPr>
+        <w:t xml:space="preserve">a^(−1) ≡ a^(m−2) (mod m)</w:t>
+      </w:r>
+      <w:r>
+        <w:t xml:space="preserve">.</w:t>
+      </w:r>
+    </w:p>
+    <w:p>
+      <w:pPr>
+        <w:pStyle w:val="Compact"/>
+        <w:numPr>
+          <w:ilvl w:val="0"/>
+          <w:numId w:val="1009"/>
+        </w:numPr>
+      </w:pPr>
+      <w:r>
+        <w:t xml:space="preserve">Fast exponentiation</w:t>
+      </w:r>
+      <w:r>
+        <w:t xml:space="preserve"> </w:t>
+      </w:r>
+      <w:r>
+        <w:rPr>
+          <w:rStyle w:val="VerbatimChar"/>
+        </w:rPr>
+        <w:t xml:space="preserve">a^n mod m</w:t>
+      </w:r>
+      <w:r>
+        <w:t xml:space="preserve"> </w:t>
+      </w:r>
+      <w:r>
+        <w:t xml:space="preserve">in</w:t>
+      </w:r>
+      <w:r>
+        <w:t xml:space="preserve"> </w:t>
+      </w:r>
+      <w:r>
+        <w:rPr>
+          <w:b/>
+          <w:bCs/>
+        </w:rPr>
+        <w:t xml:space="preserve">O(log n)</w:t>
+      </w:r>
+      <w:r>
+        <w:t xml:space="preserve"> </w:t>
+      </w:r>
+      <w:r>
+        <w:t xml:space="preserve">by squaring.</w:t>
+      </w:r>
+    </w:p>
+    <w:p>
+      <w:pPr>
+        <w:pStyle w:val="Compact"/>
+        <w:numPr>
+          <w:ilvl w:val="0"/>
+          <w:numId w:val="1009"/>
+        </w:numPr>
+      </w:pPr>
+      <w:r>
+        <w:t xml:space="preserve">Keep intermediate products in 64-bit (</w:t>
+      </w:r>
+      <w:r>
+        <w:rPr>
+          <w:rStyle w:val="VerbatimChar"/>
+        </w:rPr>
+        <w:t xml:space="preserve">long</w:t>
+      </w:r>
+      <w:r>
+        <w:t xml:space="preserve">) before taking</w:t>
+      </w:r>
+      <w:r>
+        <w:t xml:space="preserve"> </w:t>
+      </w:r>
+      <w:r>
+        <w:rPr>
+          <w:rStyle w:val="VerbatimChar"/>
+        </w:rPr>
+        <w:t xml:space="preserve">mod</w:t>
+      </w:r>
+      <w:r>
+        <w:t xml:space="preserve"> </w:t>
+      </w:r>
+      <w:r>
+        <w:t xml:space="preserve">to avoid</w:t>
+      </w:r>
+      <w:r>
+        <w:t xml:space="preserve"> </w:t>
+      </w:r>
+      <w:r>
+        <w:t xml:space="preserve">overflow.</w:t>
+      </w:r>
+    </w:p>
+    <w:p>
+      <w:r>
+        <w:pict>
+          <v:rect style="width:0;height:1.5pt" o:hralign="center" o:hrstd="t" o:hr="t"/>
+        </w:pict>
+      </w:r>
+    </w:p>
+    <w:bookmarkEnd w:id="26"/>
+    <w:bookmarkStart w:id="27" w:name="module-26-final-word"/>
+    <w:p>
+      <w:pPr>
+        <w:pStyle w:val="Heading2"/>
+      </w:pPr>
+      <w:r>
+        <w:t xml:space="preserve">Module 26 — Final Word</w:t>
+      </w:r>
+    </w:p>
+    <w:p>
+      <w:pPr>
+        <w:pStyle w:val="FirstParagraph"/>
+      </w:pPr>
+      <w:r>
+        <w:t xml:space="preserve">You now have an</w:t>
+      </w:r>
+      <w:r>
+        <w:t xml:space="preserve"> </w:t>
+      </w:r>
+      <w:r>
+        <w:rPr>
+          <w:b/>
+          <w:bCs/>
+        </w:rPr>
+        <w:t xml:space="preserve">end-to-end course</w:t>
+      </w:r>
+      <w:r>
+        <w:t xml:space="preserve">: 26 modules from bits to Big-O to DP to</w:t>
+      </w:r>
+      <w:r>
+        <w:t xml:space="preserve"> </w:t>
+      </w:r>
+      <w:r>
+        <w:t xml:space="preserve">system design, each with intuition, visuals, brute→optimal pseudocode, complexity,</w:t>
+      </w:r>
+      <w:r>
+        <w:t xml:space="preserve"> </w:t>
+      </w:r>
+      <w:r>
+        <w:t xml:space="preserve">edge cases, interview &amp; exam perspectives, MCQs, problems, and flash cards — plus</w:t>
+      </w:r>
+      <w:r>
+        <w:t xml:space="preserve"> </w:t>
+      </w:r>
+      <w:r>
+        <w:t xml:space="preserve">an</w:t>
+      </w:r>
+      <w:r>
+        <w:t xml:space="preserve"> </w:t>
+      </w:r>
+      <w:r>
+        <w:rPr>
+          <w:b/>
+          <w:bCs/>
+        </w:rPr>
+        <w:t xml:space="preserve">Excel command-centre</w:t>
+      </w:r>
+      <w:r>
+        <w:t xml:space="preserve"> </w:t>
+      </w:r>
+      <w:r>
+        <w:t xml:space="preserve">(syllabus, roadmap, Top-300, progress).</w:t>
+      </w:r>
+    </w:p>
+    <w:p>
+      <w:pPr>
+        <w:pStyle w:val="BodyText"/>
+      </w:pPr>
+      <w:r>
+        <w:rPr>
+          <w:b/>
+          <w:bCs/>
+        </w:rPr>
+        <w:t xml:space="preserve">The method that wins:</w:t>
+      </w:r>
+      <w:r>
+        <w:t xml:space="preserve"> </w:t>
+      </w:r>
+      <w:r>
+        <w:t xml:space="preserve">learn the pattern → solve timed &amp; think-aloud → review &amp;</w:t>
+      </w:r>
+      <w:r>
+        <w:t xml:space="preserve"> </w:t>
+      </w:r>
+      <w:r>
+        <w:t xml:space="preserve">log weaknesses → revisit on a schedule. Breadth of patterns first, then depth.</w:t>
+      </w:r>
+    </w:p>
+    <w:p>
+      <w:pPr>
+        <w:pStyle w:val="BlockText"/>
+      </w:pPr>
+      <w:r>
+        <w:rPr>
+          <w:i/>
+          <w:iCs/>
+        </w:rPr>
+        <w:t xml:space="preserve">Consistency beats intensity. A few quality reps daily, revisited on a schedule,</w:t>
+      </w:r>
+      <w:r>
+        <w:rPr>
+          <w:i/>
+          <w:iCs/>
+        </w:rPr>
+        <w:t xml:space="preserve"> </w:t>
+      </w:r>
+      <w:r>
+        <w:rPr>
+          <w:i/>
+          <w:iCs/>
+        </w:rPr>
+        <w:t xml:space="preserve">turns these one-time notes into permanent skill. All the best — go get that</w:t>
+      </w:r>
+      <w:r>
+        <w:rPr>
+          <w:i/>
+          <w:iCs/>
+        </w:rPr>
+        <w:t xml:space="preserve"> </w:t>
+      </w:r>
+      <w:r>
+        <w:rPr>
+          <w:i/>
+          <w:iCs/>
+        </w:rPr>
+        <w:t xml:space="preserve">offer.</w:t>
+      </w:r>
+      <w:r>
+        <w:t xml:space="preserve"> </w:t>
+      </w:r>
+      <w:r>
+        <w:t xml:space="preserve">🚀</w:t>
+      </w:r>
+    </w:p>
+    <w:p>
+      <w:r>
+        <w:pict>
+          <v:rect style="width:0;height:1.5pt" o:hralign="center" o:hrstd="t" o:hr="t"/>
+        </w:pict>
+      </w:r>
+    </w:p>
+    <w:bookmarkEnd w:id="27"/>
+    <w:bookmarkStart w:id="28" w:name="module-26-flash-cards-the-meta-set"/>
+    <w:p>
+      <w:pPr>
+        <w:pStyle w:val="Heading2"/>
+      </w:pPr>
+      <w:r>
+        <w:t xml:space="preserve">Module 26 — Flash Cards (the meta-set)</w:t>
+      </w:r>
+    </w:p>
+    <w:p>
+      <w:pPr>
+        <w:pStyle w:val="Compact"/>
+        <w:numPr>
+          <w:ilvl w:val="0"/>
+          <w:numId w:val="1010"/>
+        </w:numPr>
+      </w:pPr>
+      <w:r>
+        <w:t xml:space="preserve">Q: Learn order?</w:t>
+      </w:r>
+      <w:r>
+        <w:t xml:space="preserve"> </w:t>
+      </w:r>
+      <w:r>
+        <w:rPr>
+          <w:b/>
+          <w:bCs/>
+        </w:rPr>
+        <w:t xml:space="preserve">A: Fundamentals → Arrays → Lists → Hash → Trees → Heaps →</w:t>
+      </w:r>
+      <w:r>
+        <w:rPr>
+          <w:b/>
+          <w:bCs/>
+        </w:rPr>
+        <w:t xml:space="preserve"> </w:t>
+      </w:r>
+      <w:r>
+        <w:rPr>
+          <w:b/>
+          <w:bCs/>
+        </w:rPr>
+        <w:t xml:space="preserve">Graphs → Greedy/D&amp;C/Backtrack → DP → Advanced → Apps.</w:t>
+      </w:r>
+    </w:p>
+    <w:p>
+      <w:pPr>
+        <w:pStyle w:val="Compact"/>
+        <w:numPr>
+          <w:ilvl w:val="0"/>
+          <w:numId w:val="1010"/>
+        </w:numPr>
+      </w:pPr>
+      <w:r>
+        <w:t xml:space="preserve">Q: Core interview skill?</w:t>
+      </w:r>
+      <w:r>
+        <w:t xml:space="preserve"> </w:t>
+      </w:r>
+      <w:r>
+        <w:rPr>
+          <w:b/>
+          <w:bCs/>
+        </w:rPr>
+        <w:t xml:space="preserve">A: pattern recognition (the §26.3 table).</w:t>
+      </w:r>
+    </w:p>
+    <w:p>
+      <w:pPr>
+        <w:pStyle w:val="Compact"/>
+        <w:numPr>
+          <w:ilvl w:val="0"/>
+          <w:numId w:val="1010"/>
+        </w:numPr>
+      </w:pPr>
+      <w:r>
+        <w:t xml:space="preserve">Q: Practice method?</w:t>
+      </w:r>
+      <w:r>
+        <w:t xml:space="preserve"> </w:t>
+      </w:r>
+      <w:r>
+        <w:rPr>
+          <w:b/>
+          <w:bCs/>
+        </w:rPr>
+        <w:t xml:space="preserve">A: timed + think-aloud + weakness log + spaced revision.</w:t>
+      </w:r>
+    </w:p>
+    <w:p>
+      <w:pPr>
+        <w:pStyle w:val="Compact"/>
+        <w:numPr>
+          <w:ilvl w:val="0"/>
+          <w:numId w:val="1010"/>
+        </w:numPr>
+      </w:pPr>
+      <w:r>
+        <w:t xml:space="preserve">Q: Breadth or depth first?</w:t>
+      </w:r>
+      <w:r>
+        <w:t xml:space="preserve"> </w:t>
+      </w:r>
+      <w:r>
+        <w:rPr>
+          <w:b/>
+          <w:bCs/>
+        </w:rPr>
+        <w:t xml:space="preserve">A: breadth across patterns, then depth.</w:t>
+      </w:r>
+    </w:p>
+    <w:p>
+      <w:pPr>
+        <w:pStyle w:val="Compact"/>
+        <w:numPr>
+          <w:ilvl w:val="0"/>
+          <w:numId w:val="1010"/>
+        </w:numPr>
+      </w:pPr>
+      <w:r>
         <w:t xml:space="preserve">Q: Worst-case hash table?</w:t>
       </w:r>
       <w:r>
@@ -3209,6 +4290,197 @@
           <w:bCs/>
         </w:rPr>
         <w:t xml:space="preserve">A: O(n).</w:t>
+      </w:r>
+    </w:p>
+    <w:p>
+      <w:pPr>
+        <w:pStyle w:val="Compact"/>
+        <w:numPr>
+          <w:ilvl w:val="0"/>
+          <w:numId w:val="1010"/>
+        </w:numPr>
+      </w:pPr>
+      <w:r>
+        <w:t xml:space="preserve">Q:</w:t>
+      </w:r>
+      <w:r>
+        <w:t xml:space="preserve"> </w:t>
+      </w:r>
+      <w:r>
+        <w:rPr>
+          <w:rStyle w:val="VerbatimChar"/>
+        </w:rPr>
+        <w:t xml:space="preserve">log₂(n!)</w:t>
+      </w:r>
+      <w:r>
+        <w:t xml:space="preserve"> </w:t>
+      </w:r>
+      <w:r>
+        <w:t xml:space="preserve">is?</w:t>
+      </w:r>
+      <w:r>
+        <w:t xml:space="preserve"> </w:t>
+      </w:r>
+      <w:r>
+        <w:rPr>
+          <w:b/>
+          <w:bCs/>
+        </w:rPr>
+        <w:t xml:space="preserve">A: Θ(n log n)</w:t>
+      </w:r>
+      <w:r>
+        <w:t xml:space="preserve"> </w:t>
+      </w:r>
+      <w:r>
+        <w:t xml:space="preserve">— the comparison-sort lower bound.</w:t>
+      </w:r>
+    </w:p>
+    <w:p>
+      <w:pPr>
+        <w:pStyle w:val="Compact"/>
+        <w:numPr>
+          <w:ilvl w:val="0"/>
+          <w:numId w:val="1010"/>
+        </w:numPr>
+      </w:pPr>
+      <w:r>
+        <w:t xml:space="preserve">Q: Harmonic sum</w:t>
+      </w:r>
+      <w:r>
+        <w:t xml:space="preserve"> </w:t>
+      </w:r>
+      <w:r>
+        <w:rPr>
+          <w:rStyle w:val="VerbatimChar"/>
+        </w:rPr>
+        <w:t xml:space="preserve">H_n</w:t>
+      </w:r>
+      <w:r>
+        <w:t xml:space="preserve">?</w:t>
+      </w:r>
+      <w:r>
+        <w:t xml:space="preserve"> </w:t>
+      </w:r>
+      <w:r>
+        <w:rPr>
+          <w:b/>
+          <w:bCs/>
+        </w:rPr>
+        <w:t xml:space="preserve">A: Θ(log n)</w:t>
+      </w:r>
+      <w:r>
+        <w:t xml:space="preserve"> </w:t>
+      </w:r>
+      <w:r>
+        <w:t xml:space="preserve">(≈ ln n).</w:t>
+      </w:r>
+    </w:p>
+    <w:p>
+      <w:pPr>
+        <w:pStyle w:val="Compact"/>
+        <w:numPr>
+          <w:ilvl w:val="0"/>
+          <w:numId w:val="1010"/>
+        </w:numPr>
+      </w:pPr>
+      <w:r>
+        <w:t xml:space="preserve">Q: Sum</w:t>
+      </w:r>
+      <w:r>
+        <w:t xml:space="preserve"> </w:t>
+      </w:r>
+      <w:r>
+        <w:rPr>
+          <w:rStyle w:val="VerbatimChar"/>
+        </w:rPr>
+        <w:t xml:space="preserve">1²+…+n²</w:t>
+      </w:r>
+      <w:r>
+        <w:t xml:space="preserve">?</w:t>
+      </w:r>
+      <w:r>
+        <w:t xml:space="preserve"> </w:t>
+      </w:r>
+      <w:r>
+        <w:rPr>
+          <w:b/>
+          <w:bCs/>
+        </w:rPr>
+        <w:t xml:space="preserve">A: n(n+1)(2n+1)/6 = Θ(n³).</w:t>
+      </w:r>
+    </w:p>
+    <w:p>
+      <w:pPr>
+        <w:pStyle w:val="Compact"/>
+        <w:numPr>
+          <w:ilvl w:val="0"/>
+          <w:numId w:val="1010"/>
+        </w:numPr>
+      </w:pPr>
+      <w:r>
+        <w:t xml:space="preserve">Q: Modular inverse when m is prime?</w:t>
+      </w:r>
+      <w:r>
+        <w:t xml:space="preserve"> </w:t>
+      </w:r>
+      <w:r>
+        <w:rPr>
+          <w:b/>
+          <w:bCs/>
+        </w:rPr>
+        <w:t xml:space="preserve">A: a^(m−2) mod m (Fermat).</w:t>
+      </w:r>
+    </w:p>
+    <w:p>
+      <w:pPr>
+        <w:pStyle w:val="Compact"/>
+        <w:numPr>
+          <w:ilvl w:val="0"/>
+          <w:numId w:val="1010"/>
+        </w:numPr>
+      </w:pPr>
+      <w:r>
+        <w:t xml:space="preserve">Q: Spaced-repetition rule for a</w:t>
+      </w:r>
+      <w:r>
+        <w:t xml:space="preserve"> </w:t>
+      </w:r>
+      <w:r>
+        <w:rPr>
+          <w:i/>
+          <w:iCs/>
+        </w:rPr>
+        <w:t xml:space="preserve">missed</w:t>
+      </w:r>
+      <w:r>
+        <w:t xml:space="preserve"> </w:t>
+      </w:r>
+      <w:r>
+        <w:t xml:space="preserve">card?</w:t>
+      </w:r>
+      <w:r>
+        <w:t xml:space="preserve"> </w:t>
+      </w:r>
+      <w:r>
+        <w:rPr>
+          <w:b/>
+          <w:bCs/>
+        </w:rPr>
+        <w:t xml:space="preserve">A: reset to Day 1; intervals</w:t>
+      </w:r>
+      <w:r>
+        <w:rPr>
+          <w:b/>
+          <w:bCs/>
+        </w:rPr>
+        <w:t xml:space="preserve"> </w:t>
+      </w:r>
+      <w:r>
+        <w:rPr>
+          <w:b/>
+          <w:bCs/>
+        </w:rPr>
+        <w:t xml:space="preserve">only grow on a correct recall.</w:t>
       </w:r>
     </w:p>
     <w:p>
@@ -3563,9 +4835,51 @@
     <w:abstractNumId w:val="991"/>
   </w:num>
   <w:num w:numId="1004">
+    <w:abstractNumId w:val="99411"/>
+    <w:lvlOverride w:ilvl="0">
+      <w:startOverride w:val="1"/>
+    </w:lvlOverride>
+    <w:lvlOverride w:ilvl="1">
+      <w:startOverride w:val="1"/>
+    </w:lvlOverride>
+    <w:lvlOverride w:ilvl="2">
+      <w:startOverride w:val="1"/>
+    </w:lvlOverride>
+    <w:lvlOverride w:ilvl="3">
+      <w:startOverride w:val="1"/>
+    </w:lvlOverride>
+    <w:lvlOverride w:ilvl="4">
+      <w:startOverride w:val="1"/>
+    </w:lvlOverride>
+    <w:lvlOverride w:ilvl="5">
+      <w:startOverride w:val="1"/>
+    </w:lvlOverride>
+    <w:lvlOverride w:ilvl="6">
+      <w:startOverride w:val="1"/>
+    </w:lvlOverride>
+    <w:lvlOverride w:ilvl="7">
+      <w:startOverride w:val="1"/>
+    </w:lvlOverride>
+    <w:lvlOverride w:ilvl="8">
+      <w:startOverride w:val="1"/>
+    </w:lvlOverride>
+  </w:num>
+  <w:num w:numId="1005">
     <w:abstractNumId w:val="991"/>
   </w:num>
-  <w:num w:numId="1005">
+  <w:num w:numId="1006">
+    <w:abstractNumId w:val="991"/>
+  </w:num>
+  <w:num w:numId="1007">
+    <w:abstractNumId w:val="991"/>
+  </w:num>
+  <w:num w:numId="1008">
+    <w:abstractNumId w:val="991"/>
+  </w:num>
+  <w:num w:numId="1009">
+    <w:abstractNumId w:val="991"/>
+  </w:num>
+  <w:num w:numId="1010">
     <w:abstractNumId w:val="991"/>
   </w:num>
 </w:numbering>

--- a/SITP/DSA-Notes/M26_RevisionKit.docx
+++ b/SITP/DSA-Notes/M26_RevisionKit.docx
@@ -5421,24 +5421,34 @@
   <w:style w:default="1" w:styleId="Table" w:type="table">
     <w:name w:val="Table"/>
     <w:basedOn w:val="TableNormal"/>
-    <w:semiHidden/>
-    <w:unhideWhenUsed/>
     <w:qFormat/>
     <w:tblPr>
       <w:tblInd w:type="dxa" w:w="0"/>
+      <w:tblBorders>
+        <w:top w:color="808080" w:space="0" w:sz="4" w:val="single"/>
+        <w:left w:color="808080" w:space="0" w:sz="4" w:val="single"/>
+        <w:bottom w:color="808080" w:space="0" w:sz="4" w:val="single"/>
+        <w:right w:color="808080" w:space="0" w:sz="4" w:val="single"/>
+        <w:insideH w:color="BFBFBF" w:space="0" w:sz="4" w:val="single"/>
+        <w:insideV w:color="BFBFBF" w:space="0" w:sz="4" w:val="single"/>
+      </w:tblBorders>
       <w:tblCellMar>
-        <w:top w:type="dxa" w:w="0"/>
+        <w:top w:type="dxa" w:w="40"/>
         <w:left w:type="dxa" w:w="108"/>
-        <w:bottom w:type="dxa" w:w="0"/>
+        <w:bottom w:type="dxa" w:w="40"/>
         <w:right w:type="dxa" w:w="108"/>
       </w:tblCellMar>
     </w:tblPr>
     <w:tblStylePr w:type="firstRow">
+      <w:rPr>
+        <w:b/>
+      </w:rPr>
       <w:tcPr>
+        <w:shd w:color="auto" w:fill="DDEBF7" w:val="clear"/>
         <w:tcBorders>
-          <w:bottom w:val="single"/>
+          <w:bottom w:color="1F4E78" w:space="0" w:sz="8" w:val="single"/>
         </w:tcBorders>
-        <w:vAlign w:val="bottom"/>
+        <w:vAlign w:val="center"/>
       </w:tcPr>
     </w:tblStylePr>
   </w:style>
